--- a/FILEBAOCAO/Tiểu luận - Đồ án.docx
+++ b/FILEBAOCAO/Tiểu luận - Đồ án.docx
@@ -11220,13 +11220,12 @@
       </w:r>
     </w:p>
     <w:p>
-      <w:r>
-        <w:br w:type="page"/>
-      </w:r>
-    </w:p>
-    <w:p>
-      <w:r>
-        <w:lastRenderedPageBreak/>
+      <w:pPr>
+        <w:rPr>
+          <w:lang w:val="vi-VN"/>
+        </w:rPr>
+      </w:pPr>
+      <w:r>
         <w:br w:type="page"/>
       </w:r>
     </w:p>
